--- a/docs/Bretton_Woods_2.0_One_Pager_Whitehouse.docx
+++ b/docs/Bretton_Woods_2.0_One_Pager_Whitehouse.docx
@@ -11,7 +11,7 @@
           <w:rFonts w:ascii="Calibri" w:cs="Calibri" w:eastAsia="Calibri" w:hAnsi="Calibri"/>
           <w:b/>
           <w:bCs/>
-          <w:color w:val="0F766E"/>
+          <w:color w:val="3A7CC2"/>
           <w:sz w:val="16"/>
           <w:szCs w:val="16"/>
         </w:rPr>
@@ -30,7 +30,7 @@
           <w:rFonts w:ascii="Georgia" w:cs="Georgia" w:eastAsia="Georgia" w:hAnsi="Georgia"/>
           <w:b/>
           <w:bCs/>
-          <w:color w:val="1E293B"/>
+          <w:color w:val="062F5C"/>
           <w:sz w:val="28"/>
           <w:szCs w:val="28"/>
         </w:rPr>
@@ -44,7 +44,7 @@
       <w:r>
         <w:rPr>
           <w:rFonts w:ascii="Calibri" w:cs="Calibri" w:eastAsia="Calibri" w:hAnsi="Calibri"/>
-          <w:color w:val="94A3B8"/>
+          <w:color w:val="A0A0A0"/>
           <w:sz w:val="16"/>
           <w:szCs w:val="16"/>
         </w:rPr>
@@ -53,7 +53,7 @@
       <w:r>
         <w:rPr>
           <w:rFonts w:ascii="Calibri" w:cs="Calibri" w:eastAsia="Calibri" w:hAnsi="Calibri"/>
-          <w:color w:val="94A3B8"/>
+          <w:color w:val="A0A0A0"/>
           <w:sz w:val="16"/>
           <w:szCs w:val="16"/>
         </w:rPr>
@@ -62,7 +62,7 @@
       <w:r>
         <w:rPr>
           <w:rFonts w:ascii="Calibri" w:cs="Calibri" w:eastAsia="Calibri" w:hAnsi="Calibri"/>
-          <w:color w:val="94A3B8"/>
+          <w:color w:val="A0A0A0"/>
           <w:sz w:val="16"/>
           <w:szCs w:val="16"/>
         </w:rPr>
@@ -95,7 +95,7 @@
           <w:rFonts w:ascii="Calibri" w:cs="Calibri" w:eastAsia="Calibri" w:hAnsi="Calibri"/>
           <w:b/>
           <w:bCs/>
-          <w:color w:val="0F766E"/>
+          <w:color w:val="3A7CC2"/>
           <w:sz w:val="20"/>
           <w:szCs w:val="20"/>
         </w:rPr>
@@ -163,7 +163,7 @@
             <w:r>
               <w:rPr>
                 <w:rFonts w:ascii="Calibri" w:cs="Calibri" w:eastAsia="Calibri" w:hAnsi="Calibri"/>
-                <w:color w:val="94A3B8"/>
+                <w:color w:val="A0A0A0"/>
                 <w:sz w:val="15"/>
                 <w:szCs w:val="15"/>
               </w:rPr>
@@ -198,7 +198,7 @@
                 <w:rFonts w:ascii="Georgia" w:cs="Georgia" w:eastAsia="Georgia" w:hAnsi="Georgia"/>
                 <w:b/>
                 <w:bCs/>
-                <w:color w:val="D97706"/>
+                <w:color w:val="E67A00"/>
                 <w:sz w:val="26"/>
                 <w:szCs w:val="26"/>
               </w:rPr>
@@ -213,7 +213,7 @@
             <w:r>
               <w:rPr>
                 <w:rFonts w:ascii="Calibri" w:cs="Calibri" w:eastAsia="Calibri" w:hAnsi="Calibri"/>
-                <w:color w:val="94A3B8"/>
+                <w:color w:val="A0A0A0"/>
                 <w:sz w:val="15"/>
                 <w:szCs w:val="15"/>
               </w:rPr>
@@ -263,7 +263,7 @@
             <w:r>
               <w:rPr>
                 <w:rFonts w:ascii="Calibri" w:cs="Calibri" w:eastAsia="Calibri" w:hAnsi="Calibri"/>
-                <w:color w:val="94A3B8"/>
+                <w:color w:val="A0A0A0"/>
                 <w:sz w:val="15"/>
                 <w:szCs w:val="15"/>
               </w:rPr>
@@ -313,7 +313,7 @@
             <w:r>
               <w:rPr>
                 <w:rFonts w:ascii="Calibri" w:cs="Calibri" w:eastAsia="Calibri" w:hAnsi="Calibri"/>
-                <w:color w:val="94A3B8"/>
+                <w:color w:val="A0A0A0"/>
                 <w:sz w:val="15"/>
                 <w:szCs w:val="15"/>
               </w:rPr>
@@ -346,7 +346,7 @@
           <w:rFonts w:ascii="Calibri" w:cs="Calibri" w:eastAsia="Calibri" w:hAnsi="Calibri"/>
           <w:b/>
           <w:bCs/>
-          <w:color w:val="0F766E"/>
+          <w:color w:val="3A7CC2"/>
           <w:sz w:val="20"/>
           <w:szCs w:val="20"/>
         </w:rPr>
@@ -416,7 +416,7 @@
           <w:rFonts w:ascii="Calibri" w:cs="Calibri" w:eastAsia="Calibri" w:hAnsi="Calibri"/>
           <w:b/>
           <w:bCs/>
-          <w:color w:val="0F766E"/>
+          <w:color w:val="3A7CC2"/>
           <w:sz w:val="20"/>
           <w:szCs w:val="20"/>
         </w:rPr>
@@ -552,7 +552,7 @@
           <w:rFonts w:ascii="Calibri" w:cs="Calibri" w:eastAsia="Calibri" w:hAnsi="Calibri"/>
           <w:b/>
           <w:bCs/>
-          <w:color w:val="0F766E"/>
+          <w:color w:val="3A7CC2"/>
           <w:sz w:val="20"/>
           <w:szCs w:val="20"/>
         </w:rPr>
@@ -582,7 +582,7 @@
           <w:rFonts w:ascii="Calibri" w:cs="Calibri" w:eastAsia="Calibri" w:hAnsi="Calibri"/>
           <w:b/>
           <w:bCs/>
-          <w:color w:val="0F766E"/>
+          <w:color w:val="3A7CC2"/>
           <w:sz w:val="20"/>
           <w:szCs w:val="20"/>
         </w:rPr>
@@ -706,7 +706,7 @@
           <w:rFonts w:ascii="Calibri" w:cs="Calibri" w:eastAsia="Calibri" w:hAnsi="Calibri"/>
           <w:b/>
           <w:bCs/>
-          <w:color w:val="0F766E"/>
+          <w:color w:val="3A7CC2"/>
           <w:sz w:val="20"/>
           <w:szCs w:val="20"/>
         </w:rPr>
@@ -736,7 +736,7 @@
           <w:rFonts w:ascii="Calibri" w:cs="Calibri" w:eastAsia="Calibri" w:hAnsi="Calibri"/>
           <w:b/>
           <w:bCs/>
-          <w:color w:val="1E293B"/>
+          <w:color w:val="062F5C"/>
           <w:sz w:val="18"/>
           <w:szCs w:val="18"/>
         </w:rPr>
@@ -745,7 +745,7 @@
       <w:r>
         <w:rPr>
           <w:rFonts w:ascii="Calibri" w:cs="Calibri" w:eastAsia="Calibri" w:hAnsi="Calibri"/>
-          <w:color w:val="94A3B8"/>
+          <w:color w:val="A0A0A0"/>
           <w:sz w:val="18"/>
           <w:szCs w:val="18"/>
         </w:rPr>
